--- a/docs/DBpedia_OWL_Design.docx
+++ b/docs/DBpedia_OWL_Design.docx
@@ -2,7 +2,7 @@
 <file path=word/document.xml><?xml version="1.0" encoding="utf-8"?>
 <w:document xmlns:w="http://schemas.openxmlformats.org/wordprocessingml/2006/main" xmlns:m="http://schemas.openxmlformats.org/officeDocument/2006/math" xmlns:r="http://schemas.openxmlformats.org/officeDocument/2006/relationships" xmlns:o="urn:schemas-microsoft-com:office:office" xmlns:v="urn:schemas-microsoft-com:vml" xmlns:w10="urn:schemas-microsoft-com:office:word" xmlns:a="http://schemas.openxmlformats.org/drawingml/2006/main" xmlns:pic="http://schemas.openxmlformats.org/drawingml/2006/picture" xmlns:wp="http://schemas.openxmlformats.org/drawingml/2006/wordprocessingDrawing">
   <w:body>
-    <w:bookmarkStart w:id="79" w:name="X52efd35e68dc52eff37f9845532bb3e5a6f773f"/>
+    <w:bookmarkStart w:id="80" w:name="X52efd35e68dc52eff37f9845532bb3e5a6f773f"/>
     <w:p>
       <w:pPr>
         <w:pStyle w:val="Heading1"/>
@@ -16,10 +16,36 @@
         <w:pStyle w:val="FirstParagraph"/>
       </w:pPr>
       <w:r>
+        <w:rPr>
+          <w:b/>
+          <w:bCs/>
+        </w:rPr>
+        <w:t xml:space="preserve">Final OWL export (version 3.0.0):</w:t>
+      </w:r>
+      <w:r>
+        <w:t xml:space="preserve"> </w:t>
+      </w:r>
+      <w:hyperlink r:id="rId9">
+        <w:r>
+          <w:rPr>
+            <w:rStyle w:val="Hyperlink"/>
+          </w:rPr>
+          <w:t xml:space="preserve">Movie_Knowledge_Graph.owl</w:t>
+        </w:r>
+      </w:hyperlink>
+      <w:r>
+        <w:t xml:space="preserve">. The canonical local OWL and schema have been updated and checked directly with HermiT. The deployed application still uses its previous vocabulary snapshot.</w:t>
+      </w:r>
+    </w:p>
+    <w:p>
+      <w:pPr>
+        <w:pStyle w:val="BodyText"/>
+      </w:pPr>
+      <w:r>
         <w:t xml:space="preserve">This design is grounded in the existing crawled dataset. Domain facts are not invented. The runnable validation is independent of the deployed application; adopting it requires vocabulary migration, rather than importing this module into the old model.</w:t>
       </w:r>
     </w:p>
-    <w:bookmarkStart w:id="11" w:name="findings-and-semantic-decisions"/>
+    <w:bookmarkStart w:id="12" w:name="findings-and-semantic-decisions"/>
     <w:p>
       <w:pPr>
         <w:pStyle w:val="Heading2"/>
@@ -136,7 +162,7 @@
         <w:t xml:space="preserve">MultiGenreFilm, MultiAwardFilm and FrequentProductionCompany are not included as inferred classes: different genre/award/film IRIs alone do not establish inequality. COUNT DISTINCT can answer a database-style question, but cannot be presented as OWL DL entailment.</w:t>
       </w:r>
     </w:p>
-    <w:bookmarkStart w:id="9" w:name="reference-scope"/>
+    <w:bookmarkStart w:id="10" w:name="reference-scope"/>
     <w:p>
       <w:pPr>
         <w:pStyle w:val="Heading3"/>
@@ -153,8 +179,8 @@
         <w:t xml:space="preserve">The official 2016-10 reference and official extraction-framework development vocabulary (790 classes) were checked. Semantic alternatives reviewed include Actor, MovieDirector, ScreenWriter, Producer, Writer, ArtisticGenre, LiteraryGenre, MovieGenre; dbo:occupation ranges over PersonFunction, while dbo:role and artistFunction are strings and cannot replace the local credit-to-role entity link. dbo:year (gYear) is generic, whereas ex:releaseYear explicitly represents an integer earliest-release summary; it does not claim equivalence to dbo:year or a complete releaseDate. The archived reference hash is: a0ca30c8f25cf2d2957639dcad4fd1115f37a856d6d542fd50bba3bf9fa6bf9f. The current official runtime, starring and MovieGenre pages were cross-checked. Absence in this version is not proof that no equivalent vocabulary exists anywhere; local CREATE/EXTEND decisions are scoped to the checked DBpedia vocabulary and the stated meanings.</w:t>
       </w:r>
     </w:p>
-    <w:bookmarkEnd w:id="9"/>
-    <w:bookmarkStart w:id="10" w:name="target-size"/>
+    <w:bookmarkEnd w:id="10"/>
+    <w:bookmarkStart w:id="11" w:name="target-size"/>
     <w:p>
       <w:pPr>
         <w:pStyle w:val="Heading3"/>
@@ -171,9 +197,9 @@
         <w:t xml:space="preserve">The overview uses 14 main concepts: dbo:Film, Person, Actor, Company, Award, MovieGenre, Country, Language; ex:Contribution, ContributionRole, Filmmaker, ActionFilm, AwardWinningFilm and MultiCreditContributor. Supporting hierarchy, provenance and inferred subsets are listed separately. There are 10 domain inferred classes, including seven additional classes requested in section 13, plus four supporting credit subclasses and the reused Actor inference. This deliberately exceeds the approximate 5–8 final target to satisfy the stronger requirement of seven additional supported classes; no empty classes were added to reach a count.</w:t>
       </w:r>
     </w:p>
-    <w:bookmarkEnd w:id="10"/>
     <w:bookmarkEnd w:id="11"/>
-    <w:bookmarkStart w:id="12" w:name="table-1-class-inventory"/>
+    <w:bookmarkEnd w:id="12"/>
+    <w:bookmarkStart w:id="13" w:name="table-1-class-inventory"/>
     <w:p>
       <w:pPr>
         <w:pStyle w:val="Heading2"/>
@@ -3204,8 +3230,8 @@
         </w:tc>
       </w:tr>
     </w:tbl>
-    <w:bookmarkEnd w:id="12"/>
-    <w:bookmarkStart w:id="13" w:name="table-2-object-properties"/>
+    <w:bookmarkEnd w:id="13"/>
+    <w:bookmarkStart w:id="14" w:name="table-2-object-properties"/>
     <w:p>
       <w:pPr>
         <w:pStyle w:val="Heading2"/>
@@ -5043,8 +5069,8 @@
         <w:t xml:space="preserve">No symmetric, transitive or inverse-functional flags are added. contributedTo is non-simple because it has a property chain; cardinality is placed on the simple hasContribution property, not contributedTo. Standard owl:sameAs and prov:wasDerivedFrom remain as identity/provenance predicates; they are not custom domain properties.</w:t>
       </w:r>
     </w:p>
-    <w:bookmarkEnd w:id="13"/>
-    <w:bookmarkStart w:id="14" w:name="table-3-data-properties"/>
+    <w:bookmarkEnd w:id="14"/>
+    <w:bookmarkStart w:id="15" w:name="table-3-data-properties"/>
     <w:p>
       <w:pPr>
         <w:pStyle w:val="Heading2"/>
@@ -5555,8 +5581,8 @@
         <w:t xml:space="preserve">rdfs:label is reused as an annotation property with language-tagged text; it is intentionally not declared owl:DatatypeProperty. There are 19 object + 5 datatype properties in the design, excluding built-in and metadata predicates.</w:t>
       </w:r>
     </w:p>
-    <w:bookmarkEnd w:id="14"/>
-    <w:bookmarkStart w:id="15" w:name="X64c07b7647aae59f9cff3ea2ca92ff00aad8060"/>
+    <w:bookmarkEnd w:id="15"/>
+    <w:bookmarkStart w:id="16" w:name="X64c07b7647aae59f9cff3ea2ca92ff00aad8060"/>
     <w:p>
       <w:pPr>
         <w:pStyle w:val="Heading2"/>
@@ -6944,8 +6970,8 @@
         </w:tc>
       </w:tr>
     </w:tbl>
-    <w:bookmarkEnd w:id="15"/>
-    <w:bookmarkStart w:id="16" w:name="table-5-multi-step-chains"/>
+    <w:bookmarkEnd w:id="16"/>
+    <w:bookmarkStart w:id="17" w:name="table-5-multi-step-chains"/>
     <w:p>
       <w:pPr>
         <w:pStyle w:val="Heading2"/>
@@ -7428,8 +7454,8 @@
         </w:tc>
       </w:tr>
     </w:tbl>
-    <w:bookmarkEnd w:id="16"/>
-    <w:bookmarkStart w:id="17" w:name="X08fc075bf83dbb7e6dfb8df68e80d6adf61e354"/>
+    <w:bookmarkEnd w:id="17"/>
+    <w:bookmarkStart w:id="18" w:name="X08fc075bf83dbb7e6dfb8df68e80d6adf61e354"/>
     <w:p>
       <w:pPr>
         <w:pStyle w:val="Heading2"/>
@@ -9060,8 +9086,8 @@
         <w:t xml:space="preserve">Group A queries use asserted.ttl. Group B needs schema and hierarchy closure; group C uses inferred.ttl together with schema + asserted data. Query 27 uses the named graphs in before_after.trig. Entity-result queries restrict results to local resource IRIs and exclude sameAs aliases; the class-count table uses the same local identity scope. Query 8 returns a literal and query 12 returns class URIs, so they use the corresponding value/class scope.</w:t>
       </w:r>
     </w:p>
-    <w:bookmarkEnd w:id="17"/>
-    <w:bookmarkStart w:id="18" w:name="table-7-five-strongest-verified-demos"/>
+    <w:bookmarkEnd w:id="18"/>
+    <w:bookmarkStart w:id="19" w:name="table-7-five-strongest-verified-demos"/>
     <w:p>
       <w:pPr>
         <w:pStyle w:val="Heading2"/>
@@ -9505,8 +9531,8 @@
         <w:t xml:space="preserve">MultiGenreFilm was a preferred demo, but the real DL run inferred zero members. The fourth demo uses genuine min 3 reasoning instead. This meets the cardinality objective without inventing genre inequality.</w:t>
       </w:r>
     </w:p>
-    <w:bookmarkEnd w:id="18"/>
-    <w:bookmarkStart w:id="24" w:name="X965702bf269d9ef9f1b4a4152a99174172c3edc"/>
+    <w:bookmarkEnd w:id="19"/>
+    <w:bookmarkStart w:id="25" w:name="X965702bf269d9ef9f1b4a4152a99174172c3edc"/>
     <w:p>
       <w:pPr>
         <w:pStyle w:val="Heading2"/>
@@ -9515,7 +9541,7 @@
         <w:t xml:space="preserve">9. Five complete Semantic Web demonstrations</w:t>
       </w:r>
     </w:p>
-    <w:bookmarkStart w:id="19" w:name="who-is-an-actor"/>
+    <w:bookmarkStart w:id="20" w:name="who-is-an-actor"/>
     <w:p>
       <w:pPr>
         <w:pStyle w:val="Heading3"/>
@@ -9729,8 +9755,8 @@
         <w:t xml:space="preserve">WHY THIS DEMONSTRATES SEMANTIC WEB: The ontology makes the classification and shared vocabulary explicit and reusable across consumers. SQL joins, recursive queries and rule systems can reproduce many of these answers; the advantage is declared semantics, interoperable identifiers, open-world entailment and consistency checking, not an inability of databases to compute them.</w:t>
       </w:r>
     </w:p>
-    <w:bookmarkEnd w:id="19"/>
-    <w:bookmarkStart w:id="20" w:name="who-is-a-filmmaker"/>
+    <w:bookmarkEnd w:id="20"/>
+    <w:bookmarkStart w:id="21" w:name="who-is-a-filmmaker"/>
     <w:p>
       <w:pPr>
         <w:pStyle w:val="Heading3"/>
@@ -10133,8 +10159,8 @@
         <w:t xml:space="preserve">WHY THIS DEMONSTRATES SEMANTIC WEB: The ontology makes the classification and shared vocabulary explicit and reusable across consumers. SQL joins, recursive queries and rule systems can reproduce many of these answers; the advantage is declared semantics, interoperable identifiers, open-world entailment and consistency checking, not an inability of databases to compute them.</w:t>
       </w:r>
     </w:p>
-    <w:bookmarkEnd w:id="20"/>
-    <w:bookmarkStart w:id="21" w:name="which-films-are-actionfilm"/>
+    <w:bookmarkEnd w:id="21"/>
+    <w:bookmarkStart w:id="22" w:name="which-films-are-actionfilm"/>
     <w:p>
       <w:pPr>
         <w:pStyle w:val="Heading3"/>
@@ -10681,8 +10707,8 @@
         <w:t xml:space="preserve">WHY THIS DEMONSTRATES SEMANTIC WEB: The ontology makes the classification and shared vocabulary explicit and reusable across consumers. SQL joins, recursive queries and rule systems can reproduce many of these answers; the advantage is declared semantics, interoperable identifiers, open-world entailment and consistency checking, not an inability of databases to compute them.</w:t>
       </w:r>
     </w:p>
-    <w:bookmarkEnd w:id="21"/>
-    <w:bookmarkStart w:id="22" w:name="who-has-three-provably-distinct-credits"/>
+    <w:bookmarkEnd w:id="22"/>
+    <w:bookmarkStart w:id="23" w:name="who-has-three-provably-distinct-credits"/>
     <w:p>
       <w:pPr>
         <w:pStyle w:val="Heading3"/>
@@ -11085,8 +11111,8 @@
         <w:t xml:space="preserve">WHY THIS DEMONSTRATES SEMANTIC WEB: The ontology makes the classification and shared vocabulary explicit and reusable across consumers. SQL joins, recursive queries and rule systems can reproduce many of these answers; the advantage is declared semantics, interoperable identifiers, open-world entailment and consistency checking, not an inability of databases to compute them.</w:t>
       </w:r>
     </w:p>
-    <w:bookmarkEnd w:id="22"/>
-    <w:bookmarkStart w:id="23" w:name="which-action-films-received-an-award"/>
+    <w:bookmarkEnd w:id="23"/>
+    <w:bookmarkStart w:id="24" w:name="which-action-films-received-an-award"/>
     <w:p>
       <w:pPr>
         <w:pStyle w:val="Heading3"/>
@@ -11633,9 +11659,9 @@
         <w:t xml:space="preserve">WHY THIS DEMONSTRATES SEMANTIC WEB: The ontology makes the classification and shared vocabulary explicit and reusable across consumers. SQL joins, recursive queries and rule systems can reproduce many of these answers; the advantage is declared semantics, interoperable identifiers, open-world entailment and consistency checking, not an inability of databases to compute them.</w:t>
       </w:r>
     </w:p>
-    <w:bookmarkEnd w:id="23"/>
     <w:bookmarkEnd w:id="24"/>
-    <w:bookmarkStart w:id="39" w:name="X4405da5cab27821b703409b22635ba13541b986"/>
+    <w:bookmarkEnd w:id="25"/>
+    <w:bookmarkStart w:id="40" w:name="X4405da5cab27821b703409b22635ba13541b986"/>
     <w:p>
       <w:pPr>
         <w:pStyle w:val="Heading2"/>
@@ -11644,7 +11670,7 @@
         <w:t xml:space="preserve">10. Full definitions, source witnesses and OWL expressions</w:t>
       </w:r>
     </w:p>
-    <w:bookmarkStart w:id="25" w:name="exactingcontribution"/>
+    <w:bookmarkStart w:id="26" w:name="exactingcontribution"/>
     <w:p>
       <w:pPr>
         <w:pStyle w:val="Heading3"/>
@@ -11767,8 +11793,8 @@
         <w:t xml:space="preserve">.</w:t>
       </w:r>
     </w:p>
-    <w:bookmarkEnd w:id="25"/>
-    <w:bookmarkStart w:id="26" w:name="exdirectingcontribution"/>
+    <w:bookmarkEnd w:id="26"/>
+    <w:bookmarkStart w:id="27" w:name="exdirectingcontribution"/>
     <w:p>
       <w:pPr>
         <w:pStyle w:val="Heading3"/>
@@ -11891,8 +11917,8 @@
         <w:t xml:space="preserve">.</w:t>
       </w:r>
     </w:p>
-    <w:bookmarkEnd w:id="26"/>
-    <w:bookmarkStart w:id="27" w:name="exwritingcontribution"/>
+    <w:bookmarkEnd w:id="27"/>
+    <w:bookmarkStart w:id="28" w:name="exwritingcontribution"/>
     <w:p>
       <w:pPr>
         <w:pStyle w:val="Heading3"/>
@@ -12015,8 +12041,8 @@
         <w:t xml:space="preserve">.</w:t>
       </w:r>
     </w:p>
-    <w:bookmarkEnd w:id="27"/>
-    <w:bookmarkStart w:id="28" w:name="exproducingcontribution"/>
+    <w:bookmarkEnd w:id="28"/>
+    <w:bookmarkStart w:id="29" w:name="exproducingcontribution"/>
     <w:p>
       <w:pPr>
         <w:pStyle w:val="Heading3"/>
@@ -12139,8 +12165,8 @@
         <w:t xml:space="preserve">.</w:t>
       </w:r>
     </w:p>
-    <w:bookmarkEnd w:id="28"/>
-    <w:bookmarkStart w:id="29" w:name="exfilmmaker"/>
+    <w:bookmarkEnd w:id="29"/>
+    <w:bookmarkStart w:id="30" w:name="exfilmmaker"/>
     <w:p>
       <w:pPr>
         <w:pStyle w:val="Heading3"/>
@@ -12362,8 +12388,8 @@
         <w:t xml:space="preserve">.</w:t>
       </w:r>
     </w:p>
-    <w:bookmarkEnd w:id="29"/>
-    <w:bookmarkStart w:id="30" w:name="exactionfilm"/>
+    <w:bookmarkEnd w:id="30"/>
+    <w:bookmarkStart w:id="31" w:name="exactionfilm"/>
     <w:p>
       <w:pPr>
         <w:pStyle w:val="Heading3"/>
@@ -12864,8 +12890,8 @@
         <w:t xml:space="preserve">.</w:t>
       </w:r>
     </w:p>
-    <w:bookmarkEnd w:id="30"/>
-    <w:bookmarkStart w:id="31" w:name="exawardwinningfilm"/>
+    <w:bookmarkEnd w:id="31"/>
+    <w:bookmarkStart w:id="32" w:name="exawardwinningfilm"/>
     <w:p>
       <w:pPr>
         <w:pStyle w:val="Heading3"/>
@@ -13366,8 +13392,8 @@
         <w:t xml:space="preserve">.</w:t>
       </w:r>
     </w:p>
-    <w:bookmarkEnd w:id="31"/>
-    <w:bookmarkStart w:id="32" w:name="exmulticreditcontributor"/>
+    <w:bookmarkEnd w:id="32"/>
+    <w:bookmarkStart w:id="33" w:name="exmulticreditcontributor"/>
     <w:p>
       <w:pPr>
         <w:pStyle w:val="Heading3"/>
@@ -13706,8 +13732,8 @@
         <w:t xml:space="preserve">.</w:t>
       </w:r>
     </w:p>
-    <w:bookmarkEnd w:id="32"/>
-    <w:bookmarkStart w:id="33" w:name="exthreecreditcontributor"/>
+    <w:bookmarkEnd w:id="33"/>
+    <w:bookmarkStart w:id="34" w:name="exthreecreditcontributor"/>
     <w:p>
       <w:pPr>
         <w:pStyle w:val="Heading3"/>
@@ -14037,8 +14063,8 @@
         <w:t xml:space="preserve">.</w:t>
       </w:r>
     </w:p>
-    <w:bookmarkEnd w:id="33"/>
-    <w:bookmarkStart w:id="34" w:name="exwriterdirector"/>
+    <w:bookmarkEnd w:id="34"/>
+    <w:bookmarkStart w:id="35" w:name="exwriterdirector"/>
     <w:p>
       <w:pPr>
         <w:pStyle w:val="Heading3"/>
@@ -14251,8 +14277,8 @@
         <w:t xml:space="preserve">.</w:t>
       </w:r>
     </w:p>
-    <w:bookmarkEnd w:id="34"/>
-    <w:bookmarkStart w:id="35" w:name="exactorfilmmaker"/>
+    <w:bookmarkEnd w:id="35"/>
+    <w:bookmarkStart w:id="36" w:name="exactorfilmmaker"/>
     <w:p>
       <w:pPr>
         <w:pStyle w:val="Heading3"/>
@@ -14690,8 +14716,8 @@
         <w:t xml:space="preserve">.</w:t>
       </w:r>
     </w:p>
-    <w:bookmarkEnd w:id="35"/>
-    <w:bookmarkStart w:id="36" w:name="exawardwinningfilmmaker"/>
+    <w:bookmarkEnd w:id="36"/>
+    <w:bookmarkStart w:id="37" w:name="exawardwinningfilmmaker"/>
     <w:p>
       <w:pPr>
         <w:pStyle w:val="Heading3"/>
@@ -14913,8 +14939,8 @@
         <w:t xml:space="preserve">.</w:t>
       </w:r>
     </w:p>
-    <w:bookmarkEnd w:id="36"/>
-    <w:bookmarkStart w:id="37" w:name="exawardwinningactionfilm"/>
+    <w:bookmarkEnd w:id="37"/>
+    <w:bookmarkStart w:id="38" w:name="exawardwinningactionfilm"/>
     <w:p>
       <w:pPr>
         <w:pStyle w:val="Heading3"/>
@@ -15415,8 +15441,8 @@
         <w:t xml:space="preserve">.</w:t>
       </w:r>
     </w:p>
-    <w:bookmarkEnd w:id="37"/>
-    <w:bookmarkStart w:id="38" w:name="exgenrecrossingfilm"/>
+    <w:bookmarkEnd w:id="38"/>
+    <w:bookmarkStart w:id="39" w:name="exgenrecrossingfilm"/>
     <w:p>
       <w:pPr>
         <w:pStyle w:val="Heading3"/>
@@ -16358,9 +16384,9 @@
         <w:t xml:space="preserve">.</w:t>
       </w:r>
     </w:p>
-    <w:bookmarkEnd w:id="38"/>
     <w:bookmarkEnd w:id="39"/>
-    <w:bookmarkStart w:id="40" w:name="cardinality-and-validation-limitations"/>
+    <w:bookmarkEnd w:id="40"/>
+    <w:bookmarkStart w:id="41" w:name="cardinality-and-validation-limitations"/>
     <w:p>
       <w:pPr>
         <w:pStyle w:val="Heading2"/>
@@ -16393,8 +16419,8 @@
         <w:t xml:space="preserve">The negative MultiGenreFilm test separately adds the requested min 2 genre definition and obtains zero DL members. A production class is excluded because the dataset cannot prove two genre fillers distinct. Future additions require source-supported inequality or a justified identity model; a blanket AllDifferent on Wikidata IDs is not justified by syntax.</w:t>
       </w:r>
     </w:p>
-    <w:bookmarkEnd w:id="40"/>
-    <w:bookmarkStart w:id="41" w:name="checklist-and-reproduction"/>
+    <w:bookmarkEnd w:id="41"/>
+    <w:bookmarkStart w:id="42" w:name="checklist-and-reproduction"/>
     <w:p>
       <w:pPr>
         <w:pStyle w:val="Heading2"/>
@@ -16604,8 +16630,8 @@
         <w:t xml:space="preserve">Open complete.ttl directly in Protégé; it combines the schema and asserted facts without pre-asserting inferred classes. Start HermiT and inspect the example types; inferred.ttl is exported entailment evidence, not source assertions. before_after.trig supports query 27. Temporary RDF/XML reasoner inputs are removed after each run, preserving a single authoritative main OWL file until migration.</w:t>
       </w:r>
     </w:p>
-    <w:bookmarkEnd w:id="41"/>
-    <w:bookmarkStart w:id="42" w:name="X0d2ee9cca3931e10726279d8781fc1549a9fe24"/>
+    <w:bookmarkEnd w:id="42"/>
+    <w:bookmarkStart w:id="43" w:name="X0d2ee9cca3931e10726279d8781fc1549a9fe24"/>
     <w:p>
       <w:pPr>
         <w:pStyle w:val="Heading2"/>
@@ -17513,8 +17539,8 @@
         </w:tc>
       </w:tr>
     </w:tbl>
-    <w:bookmarkEnd w:id="42"/>
-    <w:bookmarkStart w:id="50" w:name="references"/>
+    <w:bookmarkEnd w:id="43"/>
+    <w:bookmarkStart w:id="51" w:name="references"/>
     <w:p>
       <w:pPr>
         <w:pStyle w:val="Heading2"/>
@@ -17531,7 +17557,7 @@
           <w:numId w:val="1015"/>
         </w:numPr>
       </w:pPr>
-      <w:hyperlink r:id="rId43">
+      <w:hyperlink r:id="rId44">
         <w:r>
           <w:rPr>
             <w:rStyle w:val="Hyperlink"/>
@@ -17548,7 +17574,7 @@
           <w:numId w:val="1015"/>
         </w:numPr>
       </w:pPr>
-      <w:hyperlink r:id="rId44">
+      <w:hyperlink r:id="rId45">
         <w:r>
           <w:rPr>
             <w:rStyle w:val="Hyperlink"/>
@@ -17565,7 +17591,7 @@
           <w:numId w:val="1015"/>
         </w:numPr>
       </w:pPr>
-      <w:hyperlink r:id="rId45">
+      <w:hyperlink r:id="rId46">
         <w:r>
           <w:rPr>
             <w:rStyle w:val="Hyperlink"/>
@@ -17582,7 +17608,7 @@
           <w:numId w:val="1015"/>
         </w:numPr>
       </w:pPr>
-      <w:hyperlink r:id="rId46">
+      <w:hyperlink r:id="rId47">
         <w:r>
           <w:rPr>
             <w:rStyle w:val="Hyperlink"/>
@@ -17599,7 +17625,7 @@
           <w:numId w:val="1015"/>
         </w:numPr>
       </w:pPr>
-      <w:hyperlink r:id="rId47">
+      <w:hyperlink r:id="rId48">
         <w:r>
           <w:rPr>
             <w:rStyle w:val="Hyperlink"/>
@@ -17616,7 +17642,7 @@
           <w:numId w:val="1015"/>
         </w:numPr>
       </w:pPr>
-      <w:hyperlink r:id="rId48">
+      <w:hyperlink r:id="rId49">
         <w:r>
           <w:rPr>
             <w:rStyle w:val="Hyperlink"/>
@@ -17633,7 +17659,7 @@
           <w:numId w:val="1015"/>
         </w:numPr>
       </w:pPr>
-      <w:hyperlink r:id="rId49">
+      <w:hyperlink r:id="rId50">
         <w:r>
           <w:rPr>
             <w:rStyle w:val="Hyperlink"/>
@@ -17642,8 +17668,8 @@
         </w:r>
       </w:hyperlink>
     </w:p>
-    <w:bookmarkEnd w:id="50"/>
-    <w:bookmarkStart w:id="78" w:name="X71ed0a2e18004ba7e36bd43c9fa7338ca3e40ed"/>
+    <w:bookmarkEnd w:id="51"/>
+    <w:bookmarkStart w:id="79" w:name="X71ed0a2e18004ba7e36bd43c9fa7338ca3e40ed"/>
     <w:p>
       <w:pPr>
         <w:pStyle w:val="Heading2"/>
@@ -17707,7 +17733,7 @@
         <w:t xml:space="preserve">PREFIX rdf: &lt;http://www.w3.org/1999/02/22-rdf-syntax-ns#&gt;</w:t>
       </w:r>
     </w:p>
-    <w:bookmarkStart w:id="51" w:name="query-1-list-films"/>
+    <w:bookmarkStart w:id="52" w:name="query-1-list-films"/>
     <w:p>
       <w:pPr>
         <w:pStyle w:val="Heading3"/>
@@ -17780,8 +17806,8 @@
         <w:t xml:space="preserve">SELECT DISTINCT ?s WHERE { ?s a dbo:Film . FILTER(STRSTARTS(STR(?s), "https://movie-lod-semantic-web.laminhtrung2001.chatgpt.site/resource/")) } ORDER BY ?s</w:t>
       </w:r>
     </w:p>
-    <w:bookmarkEnd w:id="51"/>
-    <w:bookmarkStart w:id="52" w:name="query-2-genres-of-inception"/>
+    <w:bookmarkEnd w:id="52"/>
+    <w:bookmarkStart w:id="53" w:name="query-2-genres-of-inception"/>
     <w:p>
       <w:pPr>
         <w:pStyle w:val="Heading3"/>
@@ -17854,8 +17880,8 @@
         <w:t xml:space="preserve">SELECT DISTINCT ?s WHERE { res:film-Q25188 dbo:genre ?s . FILTER(STRSTARTS(STR(?s), "https://movie-lod-semantic-web.laminhtrung2001.chatgpt.site/resource/")) } ORDER BY ?s</w:t>
       </w:r>
     </w:p>
-    <w:bookmarkEnd w:id="52"/>
-    <w:bookmarkStart w:id="53" w:name="query-3-directors-of-inception"/>
+    <w:bookmarkEnd w:id="53"/>
+    <w:bookmarkStart w:id="54" w:name="query-3-directors-of-inception"/>
     <w:p>
       <w:pPr>
         <w:pStyle w:val="Heading3"/>
@@ -17928,8 +17954,8 @@
         <w:t xml:space="preserve">SELECT DISTINCT ?s WHERE { res:film-Q25188 dbo:director ?s . FILTER(STRSTARTS(STR(?s), "https://movie-lod-semantic-web.laminhtrung2001.chatgpt.site/resource/")) } ORDER BY ?s</w:t>
       </w:r>
     </w:p>
-    <w:bookmarkEnd w:id="53"/>
-    <w:bookmarkStart w:id="54" w:name="query-4-cast-of-inception"/>
+    <w:bookmarkEnd w:id="54"/>
+    <w:bookmarkStart w:id="55" w:name="query-4-cast-of-inception"/>
     <w:p>
       <w:pPr>
         <w:pStyle w:val="Heading3"/>
@@ -18002,8 +18028,8 @@
         <w:t xml:space="preserve">SELECT DISTINCT ?s WHERE { res:film-Q25188 dbo:starring ?s . FILTER(STRSTARTS(STR(?s), "https://movie-lod-semantic-web.laminhtrung2001.chatgpt.site/resource/")) } ORDER BY ?s</w:t>
       </w:r>
     </w:p>
-    <w:bookmarkEnd w:id="54"/>
-    <w:bookmarkStart w:id="55" w:name="query-5-films-directed-by-nolan"/>
+    <w:bookmarkEnd w:id="55"/>
+    <w:bookmarkStart w:id="56" w:name="query-5-films-directed-by-nolan"/>
     <w:p>
       <w:pPr>
         <w:pStyle w:val="Heading3"/>
@@ -18076,8 +18102,8 @@
         <w:t xml:space="preserve">SELECT DISTINCT ?s WHERE { ?s dbo:director res:person-Q25191 . FILTER(STRSTARTS(STR(?s), "https://movie-lod-semantic-web.laminhtrung2001.chatgpt.site/resource/")) } ORDER BY ?s</w:t>
       </w:r>
     </w:p>
-    <w:bookmarkEnd w:id="55"/>
-    <w:bookmarkStart w:id="56" w:name="query-6-companies-credited-on-inception"/>
+    <w:bookmarkEnd w:id="56"/>
+    <w:bookmarkStart w:id="57" w:name="query-6-companies-credited-on-inception"/>
     <w:p>
       <w:pPr>
         <w:pStyle w:val="Heading3"/>
@@ -18150,8 +18176,8 @@
         <w:t xml:space="preserve">SELECT DISTINCT ?s WHERE { res:film-Q25188 dbo:productionCompany ?s . FILTER(STRSTARTS(STR(?s), "https://movie-lod-semantic-web.laminhtrung2001.chatgpt.site/resource/")) } ORDER BY ?s</w:t>
       </w:r>
     </w:p>
-    <w:bookmarkEnd w:id="56"/>
-    <w:bookmarkStart w:id="57" w:name="query-7-awards-of-inception"/>
+    <w:bookmarkEnd w:id="57"/>
+    <w:bookmarkStart w:id="58" w:name="query-7-awards-of-inception"/>
     <w:p>
       <w:pPr>
         <w:pStyle w:val="Heading3"/>
@@ -18224,8 +18250,8 @@
         <w:t xml:space="preserve">SELECT DISTINCT ?s WHERE { res:film-Q25188 dbo:award ?s . FILTER(STRSTARTS(STR(?s), "https://movie-lod-semantic-web.laminhtrung2001.chatgpt.site/resource/")) } ORDER BY ?s</w:t>
       </w:r>
     </w:p>
-    <w:bookmarkEnd w:id="57"/>
-    <w:bookmarkStart w:id="58" w:name="query-8-runtime-in-seconds"/>
+    <w:bookmarkEnd w:id="58"/>
+    <w:bookmarkStart w:id="59" w:name="query-8-runtime-in-seconds"/>
     <w:p>
       <w:pPr>
         <w:pStyle w:val="Heading3"/>
@@ -18298,8 +18324,8 @@
         <w:t xml:space="preserve">SELECT DISTINCT ?s WHERE { res:film-Q25188 dbo:runtime ?s . } ORDER BY ?s</w:t>
       </w:r>
     </w:p>
-    <w:bookmarkEnd w:id="58"/>
-    <w:bookmarkStart w:id="59" w:name="Xefd139d622104bac1672d3e00047cd9a00e9a1b"/>
+    <w:bookmarkEnd w:id="59"/>
+    <w:bookmarkStart w:id="60" w:name="Xefd139d622104bac1672d3e00047cd9a00e9a1b"/>
     <w:p>
       <w:pPr>
         <w:pStyle w:val="Heading3"/>
@@ -18372,8 +18398,8 @@
         <w:t xml:space="preserve">SELECT DISTINCT ?s WHERE { ?f a dbo:Film ; dbo:genre ?s . ?s a dbo:Genre . FILTER(STRSTARTS(STR(?s), "https://movie-lod-semantic-web.laminhtrung2001.chatgpt.site/resource/")) } ORDER BY ?s</w:t>
       </w:r>
     </w:p>
-    <w:bookmarkEnd w:id="59"/>
-    <w:bookmarkStart w:id="60" w:name="query-10-persons-through-agent-hierarchy"/>
+    <w:bookmarkEnd w:id="60"/>
+    <w:bookmarkStart w:id="61" w:name="query-10-persons-through-agent-hierarchy"/>
     <w:p>
       <w:pPr>
         <w:pStyle w:val="Heading3"/>
@@ -18446,8 +18472,8 @@
         <w:t xml:space="preserve">SELECT DISTINCT ?s WHERE { ?s a dbo:Agent . FILTER EXISTS { ?s a dbo:Person } FILTER(STRSTARTS(STR(?s), "https://movie-lod-semantic-web.laminhtrung2001.chatgpt.site/resource/")) } ORDER BY ?s</w:t>
       </w:r>
     </w:p>
-    <w:bookmarkEnd w:id="60"/>
-    <w:bookmarkStart w:id="61" w:name="query-11-production-companies"/>
+    <w:bookmarkEnd w:id="61"/>
+    <w:bookmarkStart w:id="62" w:name="query-11-production-companies"/>
     <w:p>
       <w:pPr>
         <w:pStyle w:val="Heading3"/>
@@ -18520,8 +18546,8 @@
         <w:t xml:space="preserve">SELECT DISTINCT ?s WHERE { ?s a dbo:Company . FILTER(STRSTARTS(STR(?s), "https://movie-lod-semantic-web.laminhtrung2001.chatgpt.site/resource/")) } ORDER BY ?s</w:t>
       </w:r>
     </w:p>
-    <w:bookmarkEnd w:id="61"/>
-    <w:bookmarkStart w:id="62" w:name="query-12-film-subclasses"/>
+    <w:bookmarkEnd w:id="62"/>
+    <w:bookmarkStart w:id="63" w:name="query-12-film-subclasses"/>
     <w:p>
       <w:pPr>
         <w:pStyle w:val="Heading3"/>
@@ -18594,8 +18620,8 @@
         <w:t xml:space="preserve">SELECT DISTINCT ?s WHERE { ?s rdfs:subClassOf+ dbo:Film . } ORDER BY ?s</w:t>
       </w:r>
     </w:p>
-    <w:bookmarkEnd w:id="62"/>
-    <w:bookmarkStart w:id="63" w:name="query-13-actors-through-artist-hierarchy"/>
+    <w:bookmarkEnd w:id="63"/>
+    <w:bookmarkStart w:id="64" w:name="query-13-actors-through-artist-hierarchy"/>
     <w:p>
       <w:pPr>
         <w:pStyle w:val="Heading3"/>
@@ -18668,8 +18694,8 @@
         <w:t xml:space="preserve">SELECT DISTINCT ?s WHERE { ?s a dbo:Artist . FILTER EXISTS { ?s a dbo:Actor } FILTER(STRSTARTS(STR(?s), "https://movie-lod-semantic-web.laminhtrung2001.chatgpt.site/resource/")) } ORDER BY ?s</w:t>
       </w:r>
     </w:p>
-    <w:bookmarkEnd w:id="63"/>
-    <w:bookmarkStart w:id="64" w:name="query-14-inferred-actors"/>
+    <w:bookmarkEnd w:id="64"/>
+    <w:bookmarkStart w:id="65" w:name="query-14-inferred-actors"/>
     <w:p>
       <w:pPr>
         <w:pStyle w:val="Heading3"/>
@@ -18742,8 +18768,8 @@
         <w:t xml:space="preserve">SELECT DISTINCT ?s WHERE { ?s a dbo:Actor . FILTER(STRSTARTS(STR(?s), "https://movie-lod-semantic-web.laminhtrung2001.chatgpt.site/resource/")) } ORDER BY ?s</w:t>
       </w:r>
     </w:p>
-    <w:bookmarkEnd w:id="64"/>
-    <w:bookmarkStart w:id="65" w:name="query-15-inferred-filmmakers"/>
+    <w:bookmarkEnd w:id="65"/>
+    <w:bookmarkStart w:id="66" w:name="query-15-inferred-filmmakers"/>
     <w:p>
       <w:pPr>
         <w:pStyle w:val="Heading3"/>
@@ -18816,8 +18842,8 @@
         <w:t xml:space="preserve">SELECT DISTINCT ?s WHERE { ?s a ex:Filmmaker . FILTER(STRSTARTS(STR(?s), "https://movie-lod-semantic-web.laminhtrung2001.chatgpt.site/resource/")) } ORDER BY ?s</w:t>
       </w:r>
     </w:p>
-    <w:bookmarkEnd w:id="65"/>
-    <w:bookmarkStart w:id="66" w:name="query-16-inferred-action-films"/>
+    <w:bookmarkEnd w:id="66"/>
+    <w:bookmarkStart w:id="67" w:name="query-16-inferred-action-films"/>
     <w:p>
       <w:pPr>
         <w:pStyle w:val="Heading3"/>
@@ -18890,8 +18916,8 @@
         <w:t xml:space="preserve">SELECT DISTINCT ?s WHERE { ?s a ex:ActionFilm . FILTER(STRSTARTS(STR(?s), "https://movie-lod-semantic-web.laminhtrung2001.chatgpt.site/resource/")) } ORDER BY ?s</w:t>
       </w:r>
     </w:p>
-    <w:bookmarkEnd w:id="66"/>
-    <w:bookmarkStart w:id="67" w:name="query-17-award-winning-films"/>
+    <w:bookmarkEnd w:id="67"/>
+    <w:bookmarkStart w:id="68" w:name="query-17-award-winning-films"/>
     <w:p>
       <w:pPr>
         <w:pStyle w:val="Heading3"/>
@@ -18964,8 +18990,8 @@
         <w:t xml:space="preserve">SELECT DISTINCT ?s WHERE { ?s a ex:AwardWinningFilm . FILTER(STRSTARTS(STR(?s), "https://movie-lod-semantic-web.laminhtrung2001.chatgpt.site/resource/")) } ORDER BY ?s</w:t>
       </w:r>
     </w:p>
-    <w:bookmarkEnd w:id="67"/>
-    <w:bookmarkStart w:id="68" w:name="Xbfbce1d8807cd333f0742c3d361d165ad812b8f"/>
+    <w:bookmarkEnd w:id="68"/>
+    <w:bookmarkStart w:id="69" w:name="Xbfbce1d8807cd333f0742c3d361d165ad812b8f"/>
     <w:p>
       <w:pPr>
         <w:pStyle w:val="Heading3"/>
@@ -19038,8 +19064,8 @@
         <w:t xml:space="preserve">SELECT DISTINCT ?s WHERE { ?s a ex:MultiCreditContributor . FILTER(STRSTARTS(STR(?s), "https://movie-lod-semantic-web.laminhtrung2001.chatgpt.site/resource/")) } ORDER BY ?s</w:t>
       </w:r>
     </w:p>
-    <w:bookmarkEnd w:id="68"/>
-    <w:bookmarkStart w:id="69" w:name="X5a57d35d65674a03a659bb9679ff59969f0b573"/>
+    <w:bookmarkEnd w:id="69"/>
+    <w:bookmarkStart w:id="70" w:name="X5a57d35d65674a03a659bb9679ff59969f0b573"/>
     <w:p>
       <w:pPr>
         <w:pStyle w:val="Heading3"/>
@@ -19112,8 +19138,8 @@
         <w:t xml:space="preserve">SELECT DISTINCT ?s WHERE { ?s a ex:ThreeCreditContributor . FILTER(STRSTARTS(STR(?s), "https://movie-lod-semantic-web.laminhtrung2001.chatgpt.site/resource/")) } ORDER BY ?s</w:t>
       </w:r>
     </w:p>
-    <w:bookmarkEnd w:id="69"/>
-    <w:bookmarkStart w:id="70" w:name="query-20-writer-directors"/>
+    <w:bookmarkEnd w:id="70"/>
+    <w:bookmarkStart w:id="71" w:name="query-20-writer-directors"/>
     <w:p>
       <w:pPr>
         <w:pStyle w:val="Heading3"/>
@@ -19186,8 +19212,8 @@
         <w:t xml:space="preserve">SELECT DISTINCT ?s WHERE { ?s a ex:WriterDirector . FILTER(STRSTARTS(STR(?s), "https://movie-lod-semantic-web.laminhtrung2001.chatgpt.site/resource/")) } ORDER BY ?s</w:t>
       </w:r>
     </w:p>
-    <w:bookmarkEnd w:id="70"/>
-    <w:bookmarkStart w:id="71" w:name="query-21-actor-filmmakers"/>
+    <w:bookmarkEnd w:id="71"/>
+    <w:bookmarkStart w:id="72" w:name="query-21-actor-filmmakers"/>
     <w:p>
       <w:pPr>
         <w:pStyle w:val="Heading3"/>
@@ -19260,8 +19286,8 @@
         <w:t xml:space="preserve">SELECT DISTINCT ?s WHERE { ?s a ex:ActorFilmmaker . FILTER(STRSTARTS(STR(?s), "https://movie-lod-semantic-web.laminhtrung2001.chatgpt.site/resource/")) } ORDER BY ?s</w:t>
       </w:r>
     </w:p>
-    <w:bookmarkEnd w:id="71"/>
-    <w:bookmarkStart w:id="72" w:name="query-22-award-winning-filmmakers"/>
+    <w:bookmarkEnd w:id="72"/>
+    <w:bookmarkStart w:id="73" w:name="query-22-award-winning-filmmakers"/>
     <w:p>
       <w:pPr>
         <w:pStyle w:val="Heading3"/>
@@ -19334,8 +19360,8 @@
         <w:t xml:space="preserve">SELECT DISTINCT ?s WHERE { ?s a ex:AwardWinningFilmmaker . FILTER(STRSTARTS(STR(?s), "https://movie-lod-semantic-web.laminhtrung2001.chatgpt.site/resource/")) } ORDER BY ?s</w:t>
       </w:r>
     </w:p>
-    <w:bookmarkEnd w:id="72"/>
-    <w:bookmarkStart w:id="73" w:name="query-23-award-winning-action-films"/>
+    <w:bookmarkEnd w:id="73"/>
+    <w:bookmarkStart w:id="74" w:name="query-23-award-winning-action-films"/>
     <w:p>
       <w:pPr>
         <w:pStyle w:val="Heading3"/>
@@ -19408,8 +19434,8 @@
         <w:t xml:space="preserve">SELECT DISTINCT ?s WHERE { ?s a ex:AwardWinningActionFilm . FILTER(STRSTARTS(STR(?s), "https://movie-lod-semantic-web.laminhtrung2001.chatgpt.site/resource/")) } ORDER BY ?s</w:t>
       </w:r>
     </w:p>
-    <w:bookmarkEnd w:id="73"/>
-    <w:bookmarkStart w:id="74" w:name="query-24-actiondrama-crossing-films"/>
+    <w:bookmarkEnd w:id="74"/>
+    <w:bookmarkStart w:id="75" w:name="query-24-actiondrama-crossing-films"/>
     <w:p>
       <w:pPr>
         <w:pStyle w:val="Heading3"/>
@@ -19482,8 +19508,8 @@
         <w:t xml:space="preserve">SELECT DISTINCT ?s WHERE { ?s a ex:GenreCrossingFilm . FILTER(STRSTARTS(STR(?s), "https://movie-lod-semantic-web.laminhtrung2001.chatgpt.site/resource/")) } ORDER BY ?s</w:t>
       </w:r>
     </w:p>
-    <w:bookmarkEnd w:id="74"/>
-    <w:bookmarkStart w:id="75" w:name="X6dec5eeda41fecfdf3349b443b096f2bcca91da"/>
+    <w:bookmarkEnd w:id="75"/>
+    <w:bookmarkStart w:id="76" w:name="X6dec5eeda41fecfdf3349b443b096f2bcca91da"/>
     <w:p>
       <w:pPr>
         <w:pStyle w:val="Heading3"/>
@@ -19556,8 +19582,8 @@
         <w:t xml:space="preserve">SELECT DISTINCT ?s WHERE { res:person-Q25191 ex:contributedTo ?s . FILTER(STRSTARTS(STR(?s), "https://movie-lod-semantic-web.laminhtrung2001.chatgpt.site/resource/")) } ORDER BY ?s</w:t>
       </w:r>
     </w:p>
-    <w:bookmarkEnd w:id="75"/>
-    <w:bookmarkStart w:id="76" w:name="Xab48789482c3b2a1cede47bd15f7a7bfda69853"/>
+    <w:bookmarkEnd w:id="76"/>
+    <w:bookmarkStart w:id="77" w:name="Xab48789482c3b2a1cede47bd15f7a7bfda69853"/>
     <w:p>
       <w:pPr>
         <w:pStyle w:val="Heading3"/>
@@ -19630,8 +19656,8 @@
         <w:t xml:space="preserve">SELECT DISTINCT ?s WHERE { res:person-Q25191 ex:directed ?s . FILTER(STRSTARTS(STR(?s), "https://movie-lod-semantic-web.laminhtrung2001.chatgpt.site/resource/")) } ORDER BY ?s</w:t>
       </w:r>
     </w:p>
-    <w:bookmarkEnd w:id="76"/>
-    <w:bookmarkStart w:id="77" w:name="Xab7ae339a2d85f2af4ecf57b5b31355acfb0665"/>
+    <w:bookmarkEnd w:id="77"/>
+    <w:bookmarkStart w:id="78" w:name="Xab7ae339a2d85f2af4ecf57b5b31355acfb0665"/>
     <w:p>
       <w:pPr>
         <w:pStyle w:val="Heading3"/>
@@ -19740,9 +19766,9 @@
         <w:t xml:space="preserve">} ORDER BY ?type ?s</w:t>
       </w:r>
     </w:p>
-    <w:bookmarkEnd w:id="77"/>
     <w:bookmarkEnd w:id="78"/>
     <w:bookmarkEnd w:id="79"/>
+    <w:bookmarkEnd w:id="80"/>
     <w:sectPr>
       <w:pgSz w:h="16838" w:w="11906"/>
       <w:pgMar w:bottom="1134" w:footer="720" w:gutter="0" w:header="720" w:left="1701" w:right="1134" w:top="1134"/>
